--- a/content/CP4807/CP4807-prep.docx
+++ b/content/CP4807/CP4807-prep.docx
@@ -236,7 +236,7 @@
           <w:noProof/>
         </w:rPr>
         <w:drawing>
-          <wp:inline distT="0" distB="0" distL="0" distR="0" wp14:anchorId="1AD4BFB7" wp14:editId="6ECB8341">
+          <wp:inline distT="0" distB="0" distL="0" distR="0" wp14:anchorId="1AD4BFB7" wp14:editId="3D23AE6B">
             <wp:extent cx="2087892" cy="480609"/>
             <wp:effectExtent l="0" t="0" r="0" b="0"/>
             <wp:docPr id="885589305" name="youtube logo.png" descr="A black text on a white background&#10;&#10;AI-generated content may be incorrect."/>
@@ -251,7 +251,7 @@
                     <pic:cNvPicPr/>
                   </pic:nvPicPr>
                   <pic:blipFill>
-                    <a:blip r:link="rId6"/>
+                    <a:blip r:embed="rId6" r:link="rId7"/>
                     <a:stretch>
                       <a:fillRect/>
                     </a:stretch>
@@ -281,7 +281,7 @@
           <w:noProof/>
         </w:rPr>
         <w:drawing>
-          <wp:inline distT="0" distB="0" distL="0" distR="0" wp14:anchorId="10774229" wp14:editId="4A31E7F3">
+          <wp:inline distT="0" distB="0" distL="0" distR="0" wp14:anchorId="10774229" wp14:editId="664D4B13">
             <wp:extent cx="4672800" cy="2628000"/>
             <wp:effectExtent l="0" t="0" r="0" b="1270"/>
             <wp:docPr id="1832198764" name="Flowcode Embedded introduction.jpg" descr="A computer screen shot of a computer&#10;&#10;AI-generated content may be incorrect."/>
@@ -296,7 +296,7 @@
                     <pic:cNvPicPr/>
                   </pic:nvPicPr>
                   <pic:blipFill>
-                    <a:blip r:link="rId7"/>
+                    <a:blip r:embed="rId8" r:link="rId9"/>
                     <a:stretch>
                       <a:fillRect/>
                     </a:stretch>
@@ -321,7 +321,7 @@
       <w:pPr>
         <w:jc w:val="center"/>
       </w:pPr>
-      <w:hyperlink r:id="rId8" w:history="1">
+      <w:hyperlink r:id="rId10" w:history="1">
         <w:r>
           <w:rPr>
             <w:rStyle w:val="Hyperlink"/>
